--- a/labs/lab01/report/report.docx
+++ b/labs/lab01/report/report.docx
@@ -111,17 +111,11 @@
         <w:pStyle w:val="FirstParagraph"/>
       </w:pPr>
       <w:r>
-        <w:t xml:space="preserve">Целью данной работы является приобретение практических навыков установки операционной системы на виртуальную машину, настройки минимально необходимых для</w:t>
-      </w:r>
-      <w:r>
-        <w:t xml:space="preserve"> </w:t>
-      </w:r>
-      <w:r>
-        <w:t xml:space="preserve">дальнейшей работы сервисов.</w:t>
+        <w:t xml:space="preserve">Установка и настройка GNS3 и сопутствующего программного обеспечения.</w:t>
       </w:r>
     </w:p>
     <w:bookmarkEnd w:id="20"/>
-    <w:bookmarkStart w:id="33" w:name="выполнение-лабораторной-работы"/>
+    <w:bookmarkStart w:id="21" w:name="задания-для-выполнения"/>
     <w:p>
       <w:pPr>
         <w:pStyle w:val="Heading1"/>
@@ -136,7 +130,7 @@
         <w:tab/>
       </w:r>
       <w:r>
-        <w:t xml:space="preserve">Выполнение лабораторной работы</w:t>
+        <w:t xml:space="preserve">Задания для выполнения</w:t>
       </w:r>
     </w:p>
     <w:p>
@@ -148,7 +142,138 @@
         </w:numPr>
       </w:pPr>
       <w:r>
-        <w:t xml:space="preserve">Установим дистрабутив Rocky на виртуальную машину скачав с сайта. Создаем и настраиваем виртуальную машину(рис. 1)</w:t>
+        <w:t xml:space="preserve">Установить GNS3-all-in-one, GNS3 VM, проверить корректность запуска.</w:t>
+      </w:r>
+    </w:p>
+    <w:p>
+      <w:pPr>
+        <w:pStyle w:val="Compact"/>
+        <w:numPr>
+          <w:ilvl w:val="0"/>
+          <w:numId w:val="1001"/>
+        </w:numPr>
+      </w:pPr>
+      <w:r>
+        <w:t xml:space="preserve">Импортировать в GNS3 образ маршрутизатора FRR.</w:t>
+      </w:r>
+    </w:p>
+    <w:p>
+      <w:pPr>
+        <w:pStyle w:val="Compact"/>
+        <w:numPr>
+          <w:ilvl w:val="0"/>
+          <w:numId w:val="1001"/>
+        </w:numPr>
+      </w:pPr>
+      <w:r>
+        <w:t xml:space="preserve">Импортировать в GNS3 образ маршрутизатора VyOS.</w:t>
+      </w:r>
+    </w:p>
+    <w:p>
+      <w:pPr>
+        <w:pStyle w:val="Compact"/>
+        <w:numPr>
+          <w:ilvl w:val="0"/>
+          <w:numId w:val="1001"/>
+        </w:numPr>
+      </w:pPr>
+      <w:r>
+        <w:t xml:space="preserve">Проверить корректность работы маршрутизаторов FRR и VyOS.</w:t>
+      </w:r>
+    </w:p>
+    <w:bookmarkEnd w:id="21"/>
+    <w:bookmarkStart w:id="43" w:name="выполнение-лабораторной-работы"/>
+    <w:p>
+      <w:pPr>
+        <w:pStyle w:val="Heading1"/>
+      </w:pPr>
+      <w:r>
+        <w:rPr>
+          <w:rStyle w:val="SectionNumber"/>
+        </w:rPr>
+        <w:t xml:space="preserve">3</w:t>
+      </w:r>
+      <w:r>
+        <w:tab/>
+      </w:r>
+      <w:r>
+        <w:t xml:space="preserve">Выполнение лабораторной работы</w:t>
+      </w:r>
+    </w:p>
+    <w:p>
+      <w:pPr>
+        <w:pStyle w:val="FirstParagraph"/>
+      </w:pPr>
+      <w:r>
+        <w:t xml:space="preserve">Установка GNS3-all-in-one</w:t>
+      </w:r>
+    </w:p>
+    <w:p>
+      <w:pPr>
+        <w:pStyle w:val="BodyText"/>
+      </w:pPr>
+      <w:r>
+        <w:t xml:space="preserve">GNS3 можно установить или напрямую, взяв файл с необходимой верси-</w:t>
+      </w:r>
+      <w:r>
+        <w:t xml:space="preserve"> </w:t>
+      </w:r>
+      <w:r>
+        <w:t xml:space="preserve">ей с репозитория https://github.com/GNS3/gns3-gui/releases, или вос-</w:t>
+      </w:r>
+      <w:r>
+        <w:t xml:space="preserve"> </w:t>
+      </w:r>
+      <w:r>
+        <w:t xml:space="preserve">пользоваться менеджером пакетов: для операционной системы Windows — это</w:t>
+      </w:r>
+      <w:r>
+        <w:t xml:space="preserve"> </w:t>
+      </w:r>
+      <w:r>
+        <w:t xml:space="preserve">Chocolatey, для Linux — зависит от дистрибутива (для Ubuntu — это apt, для</w:t>
+      </w:r>
+      <w:r>
+        <w:t xml:space="preserve"> </w:t>
+      </w:r>
+      <w:r>
+        <w:t xml:space="preserve">Fedora, Rocky или CentOS — это dnf или rpm, для Debian — dpkg).</w:t>
+      </w:r>
+      <w:r>
+        <w:t xml:space="preserve"> </w:t>
+      </w:r>
+      <w:r>
+        <w:t xml:space="preserve">Подробное описание процесса установки для различных платформ доступно</w:t>
+      </w:r>
+      <w:r>
+        <w:t xml:space="preserve"> </w:t>
+      </w:r>
+      <w:r>
+        <w:t xml:space="preserve">на сайте GNS3 — https://docs.gns3.com/docs/.</w:t>
+      </w:r>
+      <w:r>
+        <w:t xml:space="preserve"> </w:t>
+      </w:r>
+      <w:r>
+        <w:t xml:space="preserve">При установке GNS3 через менеджер пакетов Chocolatey для ОС Windows:</w:t>
+      </w:r>
+      <w:r>
+        <w:t xml:space="preserve"> </w:t>
+      </w:r>
+      <w:r>
+        <w:t xml:space="preserve">– Запустите PowerShell с полномочиями администратора.</w:t>
+      </w:r>
+      <w:r>
+        <w:t xml:space="preserve"> </w:t>
+      </w:r>
+      <w:r>
+        <w:t xml:space="preserve">– В командной строке введите:</w:t>
+      </w:r>
+      <w:r>
+        <w:t xml:space="preserve"> </w:t>
+      </w:r>
+      <w:r>
+        <w:t xml:space="preserve">choco install gns3 -y(рис. 1)</w:t>
       </w:r>
     </w:p>
     <w:p>
@@ -158,20 +283,20 @@
       <w:r>
         <w:drawing>
           <wp:inline>
-            <wp:extent cx="3733800" cy="2483140"/>
+            <wp:extent cx="3733800" cy="2018696"/>
             <wp:effectExtent b="0" l="0" r="0" t="0"/>
-            <wp:docPr descr="Дистрабутив Rocky" title="" id="22" name="Picture"/>
+            <wp:docPr descr="Качаем gns3" title="" id="23" name="Picture"/>
             <a:graphic>
               <a:graphicData uri="http://schemas.openxmlformats.org/drawingml/2006/picture">
                 <pic:pic>
                   <pic:nvPicPr>
-                    <pic:cNvPr descr="image/1.png" id="23" name="Picture"/>
+                    <pic:cNvPr descr="image/1.png" id="24" name="Picture"/>
                     <pic:cNvPicPr>
                       <a:picLocks noChangeArrowheads="1" noChangeAspect="1"/>
                     </pic:cNvPicPr>
                   </pic:nvPicPr>
                   <pic:blipFill>
-                    <a:blip r:embed="rId21"/>
+                    <a:blip r:embed="rId22"/>
                     <a:stretch>
                       <a:fillRect/>
                     </a:stretch>
@@ -179,7 +304,7 @@
                   <pic:spPr bwMode="auto">
                     <a:xfrm>
                       <a:off x="0" y="0"/>
-                      <a:ext cx="3733800" cy="2483140"/>
+                      <a:ext cx="3733800" cy="2018696"/>
                     </a:xfrm>
                     <a:prstGeom prst="rect">
                       <a:avLst/>
@@ -203,19 +328,351 @@
         <w:pStyle w:val="ImageCaption"/>
       </w:pPr>
       <w:r>
-        <w:t xml:space="preserve">Рис. 1: Дистрабутив Rocky</w:t>
-      </w:r>
-    </w:p>
-    <w:p>
-      <w:pPr>
-        <w:pStyle w:val="Compact"/>
-        <w:numPr>
-          <w:ilvl w:val="0"/>
-          <w:numId w:val="1002"/>
-        </w:numPr>
-      </w:pPr>
-      <w:r>
-        <w:t xml:space="preserve">Настраиваем образ установки (рис. 2)</w:t>
+        <w:t xml:space="preserve">Рис. 1: Качаем gns3</w:t>
+      </w:r>
+    </w:p>
+    <w:p>
+      <w:pPr>
+        <w:pStyle w:val="BodyText"/>
+      </w:pPr>
+      <w:r>
+        <w:t xml:space="preserve">– После запуска графического окна по установке следуйте указаниям, нажимая</w:t>
+      </w:r>
+      <w:r>
+        <w:t xml:space="preserve"> </w:t>
+      </w:r>
+      <w:r>
+        <w:t xml:space="preserve">Next , принимая соглашение по лицензии, выбирая отображение названия ка-</w:t>
+      </w:r>
+      <w:r>
+        <w:t xml:space="preserve"> </w:t>
+      </w:r>
+      <w:r>
+        <w:t xml:space="preserve">талога в стартовом меню (можно оставить выдаваемое по умолчанию). В про-</w:t>
+      </w:r>
+      <w:r>
+        <w:t xml:space="preserve"> </w:t>
+      </w:r>
+      <w:r>
+        <w:t xml:space="preserve">цессе установки при выборе комплектации требуется отметить MSVC Runtime</w:t>
+      </w:r>
+      <w:r>
+        <w:t xml:space="preserve"> </w:t>
+      </w:r>
+      <w:r>
+        <w:t xml:space="preserve">(отмечено по умолчанию), GNS3-Desktop, GNS3-VM, Tools. Затем требуется</w:t>
+      </w:r>
+      <w:r>
+        <w:t xml:space="preserve"> </w:t>
+      </w:r>
+      <w:r>
+        <w:t xml:space="preserve">указать расположение устанавливаемого пакета (можно оставить выдаваемое</w:t>
+      </w:r>
+      <w:r>
+        <w:t xml:space="preserve"> </w:t>
+      </w:r>
+      <w:r>
+        <w:t xml:space="preserve">по умолчанию). В следующем окне требуется отметить тот тип виртуальной</w:t>
+      </w:r>
+      <w:r>
+        <w:t xml:space="preserve"> </w:t>
+      </w:r>
+      <w:r>
+        <w:t xml:space="preserve">машины, через которую в дальнейшем вы будете работать с GNS3 (VirtualBox,</w:t>
+      </w:r>
+      <w:r>
+        <w:t xml:space="preserve"> </w:t>
+      </w:r>
+      <w:r>
+        <w:t xml:space="preserve">VMware, Hyper-V или KVM). После выбора типа виртуальной машины следует</w:t>
+      </w:r>
+      <w:r>
+        <w:t xml:space="preserve"> </w:t>
+      </w:r>
+      <w:r>
+        <w:t xml:space="preserve">нажать Inslall . Начнётся процесс установки GNS3 и дополнительных пакетов.</w:t>
+      </w:r>
+      <w:r>
+        <w:t xml:space="preserve"> </w:t>
+      </w:r>
+      <w:r>
+        <w:t xml:space="preserve">Королькова А. В., Кулябов Д. С. Сетевые технологии. Лабораторный практикум 9</w:t>
+      </w:r>
+      <w:r>
+        <w:t xml:space="preserve"> </w:t>
+      </w:r>
+      <w:r>
+        <w:t xml:space="preserve">При необходимости следует нажимать Next , принимать соглашение по ли-</w:t>
+      </w:r>
+      <w:r>
+        <w:t xml:space="preserve"> </w:t>
+      </w:r>
+      <w:r>
+        <w:t xml:space="preserve">цензии для устанавливаемого программного обеспечения. В конце процесса</w:t>
+      </w:r>
+      <w:r>
+        <w:t xml:space="preserve"> </w:t>
+      </w:r>
+      <w:r>
+        <w:t xml:space="preserve">установки появится окно с предложением запуска GNS3 после установки,</w:t>
+      </w:r>
+      <w:r>
+        <w:t xml:space="preserve"> </w:t>
+      </w:r>
+      <w:r>
+        <w:t xml:space="preserve">следует снять галочку (т.е. не требуется запуск), нажать Finish .</w:t>
+      </w:r>
+      <w:r>
+        <w:t xml:space="preserve"> </w:t>
+      </w:r>
+      <w:r>
+        <w:t xml:space="preserve">– Если в вашей операционной системе не установлен выбранный вами тип</w:t>
+      </w:r>
+      <w:r>
+        <w:t xml:space="preserve"> </w:t>
+      </w:r>
+      <w:r>
+        <w:t xml:space="preserve">виртуальной машины, например VirlualBox, то необходимо уставить его через</w:t>
+      </w:r>
+      <w:r>
+        <w:t xml:space="preserve"> </w:t>
+      </w:r>
+      <w:r>
+        <w:t xml:space="preserve">менеджер пакетов. В случае выбора VirlualBox это можно сделать командой</w:t>
+      </w:r>
+      <w:r>
+        <w:t xml:space="preserve"> </w:t>
+      </w:r>
+      <w:r>
+        <w:t xml:space="preserve">choco install virtualbox -y</w:t>
+      </w:r>
+    </w:p>
+    <w:p>
+      <w:pPr>
+        <w:pStyle w:val="BodyText"/>
+      </w:pPr>
+      <w:r>
+        <w:t xml:space="preserve">Установка GNS3 VM для VirtualBox</w:t>
+      </w:r>
+    </w:p>
+    <w:p>
+      <w:pPr>
+        <w:pStyle w:val="BodyText"/>
+      </w:pPr>
+      <w:r>
+        <w:t xml:space="preserve">В этом разделе достаточно подробно приведено описание установки GNS3 VM</w:t>
+      </w:r>
+      <w:r>
+        <w:t xml:space="preserve"> </w:t>
+      </w:r>
+      <w:r>
+        <w:t xml:space="preserve">для VirtualBox. Тип виртуальной машины можно заменить и на другой (VMware,</w:t>
+      </w:r>
+      <w:r>
+        <w:t xml:space="preserve"> </w:t>
+      </w:r>
+      <w:r>
+        <w:t xml:space="preserve">Hyper-V или KVM), процесс установки несильно отличается, но естественно будет</w:t>
+      </w:r>
+      <w:r>
+        <w:t xml:space="preserve"> </w:t>
+      </w:r>
+      <w:r>
+        <w:t xml:space="preserve">иметь свои особенности.</w:t>
+      </w:r>
+      <w:r>
+        <w:t xml:space="preserve"> </w:t>
+      </w:r>
+      <w:r>
+        <w:t xml:space="preserve">Следует учитывать, что версия виртуальной машины GNS3 VM должна соответ-</w:t>
+      </w:r>
+      <w:r>
+        <w:t xml:space="preserve"> </w:t>
+      </w:r>
+      <w:r>
+        <w:t xml:space="preserve">ствовать версии клиентской и серверной частей GNS3-all-in-one. Загрузить соот-</w:t>
+      </w:r>
+      <w:r>
+        <w:t xml:space="preserve"> </w:t>
+      </w:r>
+      <w:r>
+        <w:t xml:space="preserve">ветствующую версию можно или с сайта GNS3 https://gns3.com/software/</w:t>
+      </w:r>
+      <w:r>
+        <w:t xml:space="preserve"> </w:t>
+      </w:r>
+      <w:r>
+        <w:t xml:space="preserve">download-vm, или с git-репозитория https://github.com/GNS3/gns3-gui/</w:t>
+      </w:r>
+      <w:r>
+        <w:t xml:space="preserve"> </w:t>
+      </w:r>
+      <w:r>
+        <w:t xml:space="preserve">releases.</w:t>
+      </w:r>
+      <w:r>
+        <w:t xml:space="preserve"> </w:t>
+      </w:r>
+      <w:r>
+        <w:t xml:space="preserve">Процесс установки:</w:t>
+      </w:r>
+      <w:r>
+        <w:t xml:space="preserve"> </w:t>
+      </w:r>
+      <w:r>
+        <w:t xml:space="preserve">– Перейдите в каталог, в который скачан архив с образом виртуальной машины</w:t>
+      </w:r>
+      <w:r>
+        <w:t xml:space="preserve"> </w:t>
+      </w:r>
+      <w:r>
+        <w:t xml:space="preserve">GNS3.VM.VirtualBox.номер-версии.zip. Распакуйте архив с образом.</w:t>
+      </w:r>
+      <w:r>
+        <w:t xml:space="preserve"> </w:t>
+      </w:r>
+      <w:r>
+        <w:t xml:space="preserve">– Запустите VirtualBox. Выберете меню Файл Импорт конфигураций… . Укажите</w:t>
+      </w:r>
+      <w:r>
+        <w:t xml:space="preserve"> </w:t>
+      </w:r>
+      <w:r>
+        <w:t xml:space="preserve">месторасположение распакованного образа GNS3 VM.ova. В следующем окне</w:t>
+      </w:r>
+      <w:r>
+        <w:t xml:space="preserve"> </w:t>
+      </w:r>
+      <w:r>
+        <w:t xml:space="preserve">в параметрах импорта выберете в политике MAC-адреса «Сгенерировать</w:t>
+      </w:r>
+      <w:r>
+        <w:t xml:space="preserve"> </w:t>
+      </w:r>
+      <w:r>
+        <w:t xml:space="preserve">новые MAC-адреса всех сетевых адаптеров». Нажмите Импорт .</w:t>
+      </w:r>
+      <w:r>
+        <w:t xml:space="preserve"> </w:t>
+      </w:r>
+      <w:r>
+        <w:t xml:space="preserve">– Уточните параметры настройки виртуальной машины GNS3 VM в VirtualBox.</w:t>
+      </w:r>
+      <w:r>
+        <w:t xml:space="preserve"> </w:t>
+      </w:r>
+      <w:r>
+        <w:t xml:space="preserve">Для этого в VirtualBox выберете импортированную виртуальную машину и пе-</w:t>
+      </w:r>
+      <w:r>
+        <w:t xml:space="preserve"> </w:t>
+      </w:r>
+      <w:r>
+        <w:t xml:space="preserve">рейдите в меню Машина Настроить . Перейдите к опции «Система». Если внизу</w:t>
+      </w:r>
+      <w:r>
+        <w:t xml:space="preserve"> </w:t>
+      </w:r>
+      <w:r>
+        <w:t xml:space="preserve">этого окна есть сообщение об обнаружении неправильных настроек, то, сле-</w:t>
+      </w:r>
+      <w:r>
+        <w:t xml:space="preserve"> </w:t>
+      </w:r>
+      <w:r>
+        <w:t xml:space="preserve">дуя рекомендациям, внесите исправления. Например, может потребоваться</w:t>
+      </w:r>
+      <w:r>
+        <w:t xml:space="preserve"> </w:t>
+      </w:r>
+      <w:r>
+        <w:t xml:space="preserve">увеличить видеопамять виртуальной машины и изменить тип графического</w:t>
+      </w:r>
+      <w:r>
+        <w:t xml:space="preserve"> </w:t>
+      </w:r>
+      <w:r>
+        <w:t xml:space="preserve">контроллера на рекомендуемый VMSVGA. Минимальные ресурсы для вирту-</w:t>
+      </w:r>
+      <w:r>
+        <w:t xml:space="preserve"> </w:t>
+      </w:r>
+      <w:r>
+        <w:t xml:space="preserve">альной машины: основная память — не менее 4096 МБ, число процессоров —</w:t>
+      </w:r>
+      <w:r>
+        <w:t xml:space="preserve"> </w:t>
+      </w:r>
+      <w:r>
+        <w:t xml:space="preserve">не менее 2 ЦП.</w:t>
+      </w:r>
+      <w:r>
+        <w:t xml:space="preserve"> </w:t>
+      </w:r>
+      <w:r>
+        <w:t xml:space="preserve">– Настройте вложенную виртуализацию в VirtualBox. Для этого в VirtualBox вы-</w:t>
+      </w:r>
+      <w:r>
+        <w:t xml:space="preserve"> </w:t>
+      </w:r>
+      <w:r>
+        <w:t xml:space="preserve">берете импортированную виртуальную машину и перейдите в меню Машина</w:t>
+      </w:r>
+      <w:r>
+        <w:t xml:space="preserve"> </w:t>
+      </w:r>
+      <w:r>
+        <w:t xml:space="preserve">Настроить . Перейдите к опции «Система» и вкладке «Процессор». Убедитесь,</w:t>
+      </w:r>
+      <w:r>
+        <w:t xml:space="preserve"> </w:t>
+      </w:r>
+      <w:r>
+        <w:t xml:space="preserve">что нет возможности в графическом интерфейсе отметить флажок «Включить</w:t>
+      </w:r>
+      <w:r>
+        <w:t xml:space="preserve"> </w:t>
+      </w:r>
+      <w:r>
+        <w:t xml:space="preserve">Nested VT-x/AMD-V». Для включения вложенной виртуализации воспользуй-</w:t>
+      </w:r>
+      <w:r>
+        <w:t xml:space="preserve"> </w:t>
+      </w:r>
+      <w:r>
+        <w:t xml:space="preserve">тесь командной строкой терминала и введите команду:</w:t>
+      </w:r>
+      <w:r>
+        <w:t xml:space="preserve"> </w:t>
+      </w:r>
+      <w:r>
+        <w:t xml:space="preserve">vboxmanage modifyvm</w:t>
+      </w:r>
+      <w:r>
+        <w:t xml:space="preserve"> </w:t>
+      </w:r>
+      <w:r>
+        <w:t xml:space="preserve">“</w:t>
+      </w:r>
+      <w:r>
+        <w:t xml:space="preserve">GNS3 VM</w:t>
+      </w:r>
+      <w:r>
+        <w:t xml:space="preserve">”</w:t>
+      </w:r>
+      <w:r>
+        <w:t xml:space="preserve"> </w:t>
+      </w:r>
+      <w:r>
+        <w:t xml:space="preserve">–nested-hw-virt on</w:t>
+      </w:r>
+    </w:p>
+    <w:p>
+      <w:pPr>
+        <w:pStyle w:val="BodyText"/>
+      </w:pPr>
+      <w:r>
+        <w:t xml:space="preserve">(рис. 2)</w:t>
       </w:r>
     </w:p>
     <w:p>
@@ -225,20 +682,20 @@
       <w:r>
         <w:drawing>
           <wp:inline>
-            <wp:extent cx="3733800" cy="2441330"/>
+            <wp:extent cx="3733800" cy="2112600"/>
             <wp:effectExtent b="0" l="0" r="0" t="0"/>
-            <wp:docPr descr="Настройка виртуальной машины" title="" id="25" name="Picture"/>
+            <wp:docPr descr="Настройка виртуальной машины" title="" id="26" name="Picture"/>
             <a:graphic>
               <a:graphicData uri="http://schemas.openxmlformats.org/drawingml/2006/picture">
                 <pic:pic>
                   <pic:nvPicPr>
-                    <pic:cNvPr descr="image/2.png" id="26" name="Picture"/>
+                    <pic:cNvPr descr="image/2.png" id="27" name="Picture"/>
                     <pic:cNvPicPr>
                       <a:picLocks noChangeArrowheads="1" noChangeAspect="1"/>
                     </pic:cNvPicPr>
                   </pic:nvPicPr>
                   <pic:blipFill>
-                    <a:blip r:embed="rId24"/>
+                    <a:blip r:embed="rId25"/>
                     <a:stretch>
                       <a:fillRect/>
                     </a:stretch>
@@ -246,7 +703,7 @@
                   <pic:spPr bwMode="auto">
                     <a:xfrm>
                       <a:off x="0" y="0"/>
-                      <a:ext cx="3733800" cy="2441330"/>
+                      <a:ext cx="3733800" cy="2112600"/>
                     </a:xfrm>
                     <a:prstGeom prst="rect">
                       <a:avLst/>
@@ -275,14 +732,66 @@
     </w:p>
     <w:p>
       <w:pPr>
-        <w:pStyle w:val="Compact"/>
-        <w:numPr>
-          <w:ilvl w:val="0"/>
-          <w:numId w:val="1003"/>
-        </w:numPr>
-      </w:pPr>
-      <w:r>
-        <w:t xml:space="preserve">Ждем установку (рис. 3)</w:t>
+        <w:pStyle w:val="BodyText"/>
+      </w:pPr>
+      <w:r>
+        <w:t xml:space="preserve">Запуск экземпляра GNS3 в VirtualBox</w:t>
+      </w:r>
+    </w:p>
+    <w:p>
+      <w:pPr>
+        <w:pStyle w:val="BodyText"/>
+      </w:pPr>
+      <w:r>
+        <w:t xml:space="preserve">GNS3 получает параметры виртуальной машины, запрашивая свойства VirtualBox.</w:t>
+      </w:r>
+      <w:r>
+        <w:t xml:space="preserve"> </w:t>
+      </w:r>
+      <w:r>
+        <w:t xml:space="preserve">Начиная с версии Virtualbox-7 эти свойства отображаются в текущей локали</w:t>
+      </w:r>
+      <w:r>
+        <w:t xml:space="preserve"> </w:t>
+      </w:r>
+      <w:r>
+        <w:t xml:space="preserve">пользователя. Вы в этом можете убедиться, запустив:</w:t>
+      </w:r>
+      <w:r>
+        <w:t xml:space="preserve"> </w:t>
+      </w:r>
+      <w:r>
+        <w:t xml:space="preserve">VBoxManage list systemproperties</w:t>
+      </w:r>
+      <w:r>
+        <w:t xml:space="preserve"> </w:t>
+      </w:r>
+      <w:r>
+        <w:t xml:space="preserve">Для корректной работы gns3 необходимо отображать эту информацию на ан-</w:t>
+      </w:r>
+      <w:r>
+        <w:t xml:space="preserve"> </w:t>
+      </w:r>
+      <w:r>
+        <w:t xml:space="preserve">глийском. Поэтому следует задать кодировку для отображения свойств VirtualBox:</w:t>
+      </w:r>
+      <w:r>
+        <w:t xml:space="preserve"> </w:t>
+      </w:r>
+      <w:r>
+        <w:t xml:space="preserve">VBoxManage setproperty language C</w:t>
+      </w:r>
+      <w:r>
+        <w:t xml:space="preserve"> </w:t>
+      </w:r>
+      <w:r>
+        <w:t xml:space="preserve">Запустите GNS3 VM в VirtualBox (рис. 1.5). Затем в вашей основной операци-</w:t>
+      </w:r>
+      <w:r>
+        <w:t xml:space="preserve"> </w:t>
+      </w:r>
+      <w:r>
+        <w:t xml:space="preserve">онной системе запустите приложение gns3 ( (рис. 3)</w:t>
       </w:r>
     </w:p>
     <w:p>
@@ -292,20 +801,20 @@
       <w:r>
         <w:drawing>
           <wp:inline>
-            <wp:extent cx="3733800" cy="2388924"/>
+            <wp:extent cx="3733800" cy="2615127"/>
             <wp:effectExtent b="0" l="0" r="0" t="0"/>
-            <wp:docPr descr="Запускаем установку" title="" id="28" name="Picture"/>
+            <wp:docPr descr="приложение gns3" title="" id="29" name="Picture"/>
             <a:graphic>
               <a:graphicData uri="http://schemas.openxmlformats.org/drawingml/2006/picture">
                 <pic:pic>
                   <pic:nvPicPr>
-                    <pic:cNvPr descr="image/3.png" id="29" name="Picture"/>
+                    <pic:cNvPr descr="image/3.png" id="30" name="Picture"/>
                     <pic:cNvPicPr>
                       <a:picLocks noChangeArrowheads="1" noChangeAspect="1"/>
                     </pic:cNvPicPr>
                   </pic:nvPicPr>
                   <pic:blipFill>
-                    <a:blip r:embed="rId27"/>
+                    <a:blip r:embed="rId28"/>
                     <a:stretch>
                       <a:fillRect/>
                     </a:stretch>
@@ -313,7 +822,7 @@
                   <pic:spPr bwMode="auto">
                     <a:xfrm>
                       <a:off x="0" y="0"/>
-                      <a:ext cx="3733800" cy="2388924"/>
+                      <a:ext cx="3733800" cy="2615127"/>
                     </a:xfrm>
                     <a:prstGeom prst="rect">
                       <a:avLst/>
@@ -337,19 +846,69 @@
         <w:pStyle w:val="ImageCaption"/>
       </w:pPr>
       <w:r>
-        <w:t xml:space="preserve">Рис. 3: Запускаем установку</w:t>
-      </w:r>
-    </w:p>
-    <w:p>
-      <w:pPr>
-        <w:pStyle w:val="Compact"/>
-        <w:numPr>
-          <w:ilvl w:val="0"/>
-          <w:numId w:val="1004"/>
-        </w:numPr>
-      </w:pPr>
-      <w:r>
-        <w:t xml:space="preserve">Подключаем образ дополнительной гостевой ОС (рис. 4)</w:t>
+        <w:t xml:space="preserve">Рис. 3: приложение gns3</w:t>
+      </w:r>
+    </w:p>
+    <w:p>
+      <w:pPr>
+        <w:pStyle w:val="BodyText"/>
+      </w:pPr>
+      <w:r>
+        <w:t xml:space="preserve">При первом запуске приложения gns3 запускается мастер настройки, в кото-</w:t>
+      </w:r>
+      <w:r>
+        <w:t xml:space="preserve"> </w:t>
+      </w:r>
+      <w:r>
+        <w:t xml:space="preserve">ром следует выбрать первый способ работы с gns3 — «Run appliance in a virtual</w:t>
+      </w:r>
+      <w:r>
+        <w:t xml:space="preserve"> </w:t>
+      </w:r>
+      <w:r>
+        <w:t xml:space="preserve">machine» (т.е. запуск устройства на виртуальной машине), нажать Next (рис. 1.6).</w:t>
+      </w:r>
+      <w:r>
+        <w:t xml:space="preserve"> </w:t>
+      </w:r>
+      <w:r>
+        <w:t xml:space="preserve">В следующем окне указываются настройки локального сервера. Путь к серверу</w:t>
+      </w:r>
+      <w:r>
+        <w:t xml:space="preserve"> </w:t>
+      </w:r>
+      <w:r>
+        <w:t xml:space="preserve">оставьте без изменений. В случае старых версий 2.x.x gns3 используется порт</w:t>
+      </w:r>
+      <w:r>
+        <w:t xml:space="preserve"> </w:t>
+      </w:r>
+      <w:r>
+        <w:t xml:space="preserve">3080 TCP, в случае gns3 версии 3.x.x используется порт 80 TCP. Выберете IP-адрес</w:t>
+      </w:r>
+      <w:r>
+        <w:t xml:space="preserve"> </w:t>
+      </w:r>
+      <w:r>
+        <w:t xml:space="preserve">привязки хоста, находящегося в подсети VirtualBox (рис. 1.7), затем нажмите</w:t>
+      </w:r>
+      <w:r>
+        <w:t xml:space="preserve"> </w:t>
+      </w:r>
+      <w:r>
+        <w:t xml:space="preserve">Next .</w:t>
+      </w:r>
+      <w:r>
+        <w:t xml:space="preserve"> </w:t>
+      </w:r>
+      <w:r>
+        <w:t xml:space="preserve">После успешного подсоединения должно появиться окно с итоговыми на-</w:t>
+      </w:r>
+      <w:r>
+        <w:t xml:space="preserve"> </w:t>
+      </w:r>
+      <w:r>
+        <w:t xml:space="preserve">стройками, на котором следует нажать (рис. 4)</w:t>
       </w:r>
     </w:p>
     <w:p>
@@ -359,20 +918,20 @@
       <w:r>
         <w:drawing>
           <wp:inline>
-            <wp:extent cx="3733800" cy="2181377"/>
+            <wp:extent cx="3733800" cy="2615799"/>
             <wp:effectExtent b="0" l="0" r="0" t="0"/>
-            <wp:docPr descr="Подключаем" title="" id="31" name="Picture"/>
+            <wp:docPr descr="Настройки" title="" id="32" name="Picture"/>
             <a:graphic>
               <a:graphicData uri="http://schemas.openxmlformats.org/drawingml/2006/picture">
                 <pic:pic>
                   <pic:nvPicPr>
-                    <pic:cNvPr descr="image/4.png" id="32" name="Picture"/>
+                    <pic:cNvPr descr="image/4.png" id="33" name="Picture"/>
                     <pic:cNvPicPr>
                       <a:picLocks noChangeArrowheads="1" noChangeAspect="1"/>
                     </pic:cNvPicPr>
                   </pic:nvPicPr>
                   <pic:blipFill>
-                    <a:blip r:embed="rId30"/>
+                    <a:blip r:embed="rId31"/>
                     <a:stretch>
                       <a:fillRect/>
                     </a:stretch>
@@ -380,7 +939,7 @@
                   <pic:spPr bwMode="auto">
                     <a:xfrm>
                       <a:off x="0" y="0"/>
-                      <a:ext cx="3733800" cy="2181377"/>
+                      <a:ext cx="3733800" cy="2615799"/>
                     </a:xfrm>
                     <a:prstGeom prst="rect">
                       <a:avLst/>
@@ -404,34 +963,7 @@
         <w:pStyle w:val="ImageCaption"/>
       </w:pPr>
       <w:r>
-        <w:t xml:space="preserve">Рис. 4: Подключаем</w:t>
-      </w:r>
-    </w:p>
-    <w:bookmarkEnd w:id="33"/>
-    <w:bookmarkStart w:id="40" w:name="домашнее-задание"/>
-    <w:p>
-      <w:pPr>
-        <w:pStyle w:val="Heading1"/>
-      </w:pPr>
-      <w:r>
-        <w:rPr>
-          <w:rStyle w:val="SectionNumber"/>
-        </w:rPr>
-        <w:t xml:space="preserve">3</w:t>
-      </w:r>
-      <w:r>
-        <w:tab/>
-      </w:r>
-      <w:r>
-        <w:t xml:space="preserve">Домашнее задание</w:t>
-      </w:r>
-    </w:p>
-    <w:p>
-      <w:pPr>
-        <w:pStyle w:val="FirstParagraph"/>
-      </w:pPr>
-      <w:r>
-        <w:t xml:space="preserve">Дождитесь загрузки графического окружения и откройте терминал. В окне терминала проанализируйте последовательность загрузки системы, выполнив команду dmesg.</w:t>
+        <w:t xml:space="preserve">Рис. 4: Настройки</w:t>
       </w:r>
     </w:p>
     <w:p>
@@ -439,25 +971,289 @@
         <w:pStyle w:val="BodyText"/>
       </w:pPr>
       <w:r>
-        <w:t xml:space="preserve">Получите следующую информацию.</w:t>
-      </w:r>
-      <w:r>
-        <w:t xml:space="preserve"> </w:t>
-      </w:r>
-      <w:r>
-        <w:t xml:space="preserve">1. Версия ядра Linux (Linux version).</w:t>
-      </w:r>
-      <w:r>
-        <w:t xml:space="preserve"> </w:t>
-      </w:r>
-      <w:r>
-        <w:t xml:space="preserve">2. Частота процессора (Detected Mhz processor).</w:t>
-      </w:r>
-      <w:r>
-        <w:t xml:space="preserve"> </w:t>
-      </w:r>
-      <w:r>
-        <w:t xml:space="preserve">3. Модель процессора (CPU0).(рис. 5)</w:t>
+        <w:t xml:space="preserve">Добавление образа маршрутизатора FRR</w:t>
+      </w:r>
+    </w:p>
+    <w:p>
+      <w:pPr>
+        <w:pStyle w:val="BodyText"/>
+      </w:pPr>
+      <w:r>
+        <w:t xml:space="preserve">Предположим, что требуется добавить образ маршрутизатора (FRRouting).</w:t>
+      </w:r>
+      <w:r>
+        <w:t xml:space="preserve"> </w:t>
+      </w:r>
+      <w:r>
+        <w:t xml:space="preserve">В рабочем пространстве GNS3 на левой боковой панели выберете просмотр</w:t>
+      </w:r>
+      <w:r>
+        <w:t xml:space="preserve"> </w:t>
+      </w:r>
+      <w:r>
+        <w:t xml:space="preserve">маршрутизаторов (Browse Routers), затем нажмите на + New template.</w:t>
+      </w:r>
+      <w:r>
+        <w:t xml:space="preserve"> </w:t>
+      </w:r>
+      <w:r>
+        <w:t xml:space="preserve">В рабочем пространстве на левой панели в списке маршрутизаторов появится</w:t>
+      </w:r>
+      <w:r>
+        <w:t xml:space="preserve"> </w:t>
+      </w:r>
+      <w:r>
+        <w:t xml:space="preserve">образ устройства FRR.</w:t>
+      </w:r>
+      <w:r>
+        <w:t xml:space="preserve"> </w:t>
+      </w:r>
+      <w:r>
+        <w:t xml:space="preserve">Далее необходимо настроить образ маршрутизатора. Правой кнопкой мыши</w:t>
+      </w:r>
+      <w:r>
+        <w:t xml:space="preserve"> </w:t>
+      </w:r>
+      <w:r>
+        <w:t xml:space="preserve">щёлкните на образе устройства, в меню выберете Configure template (рис. 1.18).</w:t>
+      </w:r>
+      <w:r>
+        <w:t xml:space="preserve"> </w:t>
+      </w:r>
+      <w:r>
+        <w:t xml:space="preserve">В открывшемся окне необходимо во вкладке «General settings» (рис. 1.19) в по-</w:t>
+      </w:r>
+      <w:r>
+        <w:t xml:space="preserve"> </w:t>
+      </w:r>
+      <w:r>
+        <w:t xml:space="preserve">ле «On close» выбрать Send the shutdown signal (ACPI) . Во вкладке «HDD» (рис. 1.20)</w:t>
+      </w:r>
+      <w:r>
+        <w:t xml:space="preserve"> </w:t>
+      </w:r>
+      <w:r>
+        <w:t xml:space="preserve">необходимо поставить галочку «Automatically create a config disk on HDD».</w:t>
+      </w:r>
+    </w:p>
+    <w:p>
+      <w:pPr>
+        <w:pStyle w:val="BodyText"/>
+      </w:pPr>
+      <w:r>
+        <w:t xml:space="preserve">Добавление образа маршрутизатора VyOS</w:t>
+      </w:r>
+    </w:p>
+    <w:p>
+      <w:pPr>
+        <w:pStyle w:val="BodyText"/>
+      </w:pPr>
+      <w:r>
+        <w:t xml:space="preserve">Предположим, что в GNS3 требуется добавить образ платформы маршрутиза-</w:t>
+      </w:r>
+      <w:r>
+        <w:t xml:space="preserve"> </w:t>
+      </w:r>
+      <w:r>
+        <w:t xml:space="preserve">ции VyOS (https://vyos.net/).</w:t>
+      </w:r>
+      <w:r>
+        <w:t xml:space="preserve"> </w:t>
+      </w:r>
+      <w:r>
+        <w:t xml:space="preserve">Платформа VyOS реализована на основе дистрибутива Debian, система команд</w:t>
+      </w:r>
+      <w:r>
+        <w:t xml:space="preserve"> </w:t>
+      </w:r>
+      <w:r>
+        <w:t xml:space="preserve">в ней похожа на Juniper (JunOS). VyOS можно разворачивать на большинстве</w:t>
+      </w:r>
+      <w:r>
+        <w:t xml:space="preserve"> </w:t>
+      </w:r>
+      <w:r>
+        <w:t xml:space="preserve">популярных платформ в виде виртуальной машины, непосредственно на аппа-</w:t>
+      </w:r>
+      <w:r>
+        <w:t xml:space="preserve"> </w:t>
+      </w:r>
+      <w:r>
+        <w:t xml:space="preserve">ратном обеспечении или в облаке. Образ занимает около 300 МБ.</w:t>
+      </w:r>
+      <w:r>
+        <w:t xml:space="preserve"> </w:t>
+      </w:r>
+      <w:r>
+        <w:t xml:space="preserve">VyOS можно собрать самостоятельно из исходного кода или скачать в виде</w:t>
+      </w:r>
+      <w:r>
+        <w:t xml:space="preserve"> </w:t>
+      </w:r>
+      <w:r>
+        <w:t xml:space="preserve">собранного и оттестированного образа для определённой платформы. Начиная</w:t>
+      </w:r>
+      <w:r>
+        <w:t xml:space="preserve"> </w:t>
+      </w:r>
+      <w:r>
+        <w:t xml:space="preserve">с версии 1.2 GA- и LTS-образы возможно скачать за плату. Для учебных заведе-</w:t>
+      </w:r>
+      <w:r>
+        <w:t xml:space="preserve"> </w:t>
+      </w:r>
+      <w:r>
+        <w:t xml:space="preserve">ний и некоммерческих организаций возможен бесплатный доступ к релизам.</w:t>
+      </w:r>
+      <w:r>
+        <w:t xml:space="preserve"> </w:t>
+      </w:r>
+      <w:r>
+        <w:t xml:space="preserve">Образы для rolling-релизов можно скачивать бесплатно (https://vyos.net/</w:t>
+      </w:r>
+      <w:r>
+        <w:t xml:space="preserve"> </w:t>
+      </w:r>
+      <w:r>
+        <w:t xml:space="preserve">get/?dir=rolling/current/amd64, https://community.vyos.net/get/).</w:t>
+      </w:r>
+      <w:r>
+        <w:t xml:space="preserve"> </w:t>
+      </w:r>
+      <w:r>
+        <w:t xml:space="preserve">Для целей данного практикума потребуется VyOS-1.3.3, образ можно взять</w:t>
+      </w:r>
+      <w:r>
+        <w:t xml:space="preserve"> </w:t>
+      </w:r>
+      <w:r>
+        <w:t xml:space="preserve">с репозитория https://github.com/yamadharma/dyos-build/releases.</w:t>
+      </w:r>
+      <w:r>
+        <w:t xml:space="preserve"> </w:t>
+      </w:r>
+      <w:r>
+        <w:t xml:space="preserve">Как и в случае с добавлением образа FRR в рабочем пространстве GNS3 на</w:t>
+      </w:r>
+      <w:r>
+        <w:t xml:space="preserve"> </w:t>
+      </w:r>
+      <w:r>
+        <w:t xml:space="preserve">левой боковой панели выберете просмотр маршрутизаторов (Browse Routers),</w:t>
+      </w:r>
+      <w:r>
+        <w:t xml:space="preserve"> </w:t>
+      </w:r>
+      <w:r>
+        <w:t xml:space="preserve">затем нажмите на + New template (рис. 1.10). В открывшемся окне укажите, что</w:t>
+      </w:r>
+      <w:r>
+        <w:t xml:space="preserve"> </w:t>
+      </w:r>
+      <w:r>
+        <w:t xml:space="preserve">образ следует устанавливать с GNS3-сервера (рис. 1.11).</w:t>
+      </w:r>
+      <w:r>
+        <w:t xml:space="preserve"> </w:t>
+      </w:r>
+      <w:r>
+        <w:t xml:space="preserve">В следующем окне выберете Routers и образ VyOS, нажмите Install . Далее</w:t>
+      </w:r>
+      <w:r>
+        <w:t xml:space="preserve"> </w:t>
+      </w:r>
+      <w:r>
+        <w:t xml:space="preserve">укажите, что устанавливать образ следует на виртуальную машину GNS3 VM</w:t>
+      </w:r>
+      <w:r>
+        <w:t xml:space="preserve"> </w:t>
+      </w:r>
+      <w:r>
+        <w:t xml:space="preserve">(рис. 1.13). Далее предлагается выбор эмулятора, оставляем предложенное, на-</w:t>
+      </w:r>
+      <w:r>
+        <w:t xml:space="preserve"> </w:t>
+      </w:r>
+      <w:r>
+        <w:t xml:space="preserve">жимаем Next .</w:t>
+      </w:r>
+      <w:r>
+        <w:t xml:space="preserve"> </w:t>
+      </w:r>
+      <w:r>
+        <w:t xml:space="preserve">В следующем окне предлагается перечень файлов для скачивания и последую-</w:t>
+      </w:r>
+      <w:r>
+        <w:t xml:space="preserve"> </w:t>
+      </w:r>
+      <w:r>
+        <w:t xml:space="preserve">щей установки. Выберете, например, VyOS Universal Router version 1.3.7, нажмите</w:t>
+      </w:r>
+      <w:r>
+        <w:t xml:space="preserve"> </w:t>
+      </w:r>
+      <w:r>
+        <w:t xml:space="preserve">Create a new version , далее укажите название версии 1.3.3 и нажмите OK . Далее</w:t>
+      </w:r>
+      <w:r>
+        <w:t xml:space="preserve"> </w:t>
+      </w:r>
+      <w:r>
+        <w:t xml:space="preserve">укажите название образа vyos-1.3.3-amd64.qcow2 и нажмите OK . В следующем</w:t>
+      </w:r>
+      <w:r>
+        <w:t xml:space="preserve"> </w:t>
+      </w:r>
+      <w:r>
+        <w:t xml:space="preserve">окне выберите vyos-1.3.3-amd64.qcow2 и нажмите Import , далее выберете ранее</w:t>
+      </w:r>
+      <w:r>
+        <w:t xml:space="preserve"> </w:t>
+      </w:r>
+      <w:r>
+        <w:t xml:space="preserve">загруженный файл vyos-1.3.3-amd64.qcow2 и установите его. На заключительном</w:t>
+      </w:r>
+      <w:r>
+        <w:t xml:space="preserve"> </w:t>
+      </w:r>
+      <w:r>
+        <w:t xml:space="preserve">окне указывается краткая информация об устройстве, просмотрите и нажмите</w:t>
+      </w:r>
+      <w:r>
+        <w:t xml:space="preserve"> </w:t>
+      </w:r>
+      <w:r>
+        <w:t xml:space="preserve">Finish .</w:t>
+      </w:r>
+      <w:r>
+        <w:t xml:space="preserve"> </w:t>
+      </w:r>
+      <w:r>
+        <w:t xml:space="preserve">Далее необходимо настроить образ маршрутизатора. Правой кнопкой мыши</w:t>
+      </w:r>
+      <w:r>
+        <w:t xml:space="preserve"> </w:t>
+      </w:r>
+      <w:r>
+        <w:t xml:space="preserve">щёлкните на образе устройства, в меню выберете Configure template . В открыв-</w:t>
+      </w:r>
+      <w:r>
+        <w:t xml:space="preserve"> </w:t>
+      </w:r>
+      <w:r>
+        <w:t xml:space="preserve">шемся окне необходимо во вкладке «General settings» в поле «On close» выбрать</w:t>
+      </w:r>
+      <w:r>
+        <w:t xml:space="preserve"> </w:t>
+      </w:r>
+      <w:r>
+        <w:t xml:space="preserve">Send the shutdown signal (ACPI) . Во вкладке «HDD» необходимо поставить галочку</w:t>
+      </w:r>
+      <w:r>
+        <w:t xml:space="preserve"> </w:t>
+      </w:r>
+      <w:r>
+        <w:t xml:space="preserve">«Automatically create a config disk on HDD».(рис. 5)</w:t>
       </w:r>
     </w:p>
     <w:p>
@@ -467,9 +1263,9 @@
       <w:r>
         <w:drawing>
           <wp:inline>
-            <wp:extent cx="3733800" cy="2606294"/>
+            <wp:extent cx="3733800" cy="2065964"/>
             <wp:effectExtent b="0" l="0" r="0" t="0"/>
-            <wp:docPr descr="Запускаем установку" title="" id="35" name="Picture"/>
+            <wp:docPr descr="FRR и VyOS" title="" id="35" name="Picture"/>
             <a:graphic>
               <a:graphicData uri="http://schemas.openxmlformats.org/drawingml/2006/picture">
                 <pic:pic>
@@ -488,7 +1284,7 @@
                   <pic:spPr bwMode="auto">
                     <a:xfrm>
                       <a:off x="0" y="0"/>
-                      <a:ext cx="3733800" cy="2606294"/>
+                      <a:ext cx="3733800" cy="2065964"/>
                     </a:xfrm>
                     <a:prstGeom prst="rect">
                       <a:avLst/>
@@ -512,55 +1308,89 @@
         <w:pStyle w:val="ImageCaption"/>
       </w:pPr>
       <w:r>
-        <w:t xml:space="preserve">Рис. 5: Запускаем установку</w:t>
-      </w:r>
-    </w:p>
-    <w:p>
-      <w:pPr>
-        <w:pStyle w:val="Compact"/>
-        <w:numPr>
-          <w:ilvl w:val="0"/>
-          <w:numId w:val="1005"/>
-        </w:numPr>
-      </w:pPr>
-      <w:r>
-        <w:t xml:space="preserve">Объем доступной оперативной памяти (Memory available).</w:t>
-      </w:r>
-    </w:p>
-    <w:p>
-      <w:pPr>
-        <w:pStyle w:val="Compact"/>
-        <w:numPr>
-          <w:ilvl w:val="0"/>
-          <w:numId w:val="1005"/>
-        </w:numPr>
-      </w:pPr>
-      <w:r>
-        <w:t xml:space="preserve">Тип обнаруженного гипервизора (Hypervisor detected).</w:t>
-      </w:r>
-    </w:p>
-    <w:p>
-      <w:pPr>
-        <w:pStyle w:val="Compact"/>
-        <w:numPr>
-          <w:ilvl w:val="0"/>
-          <w:numId w:val="1005"/>
-        </w:numPr>
-      </w:pPr>
-      <w:r>
-        <w:t xml:space="preserve">Тип файловой системы корневого раздела.</w:t>
-      </w:r>
-    </w:p>
-    <w:p>
-      <w:pPr>
-        <w:pStyle w:val="Compact"/>
-        <w:numPr>
-          <w:ilvl w:val="0"/>
-          <w:numId w:val="1005"/>
-        </w:numPr>
-      </w:pPr>
-      <w:r>
-        <w:t xml:space="preserve">Последовательность монтирования файловых систем.(рис. 6)</w:t>
+        <w:t xml:space="preserve">Рис. 5: FRR и VyOS</w:t>
+      </w:r>
+    </w:p>
+    <w:p>
+      <w:pPr>
+        <w:pStyle w:val="BodyText"/>
+      </w:pPr>
+      <w:r>
+        <w:t xml:space="preserve">Проверка работоспособности установленного ПО</w:t>
+      </w:r>
+    </w:p>
+    <w:p>
+      <w:pPr>
+        <w:pStyle w:val="BodyText"/>
+      </w:pPr>
+      <w:r>
+        <w:t xml:space="preserve">– В GNS3 создайте новый проект File,New blank project , назовите его, например,</w:t>
+      </w:r>
+      <w:r>
+        <w:t xml:space="preserve"> </w:t>
+      </w:r>
+      <w:r>
+        <w:t xml:space="preserve">PR-01.</w:t>
+      </w:r>
+      <w:r>
+        <w:t xml:space="preserve"> </w:t>
+      </w:r>
+      <w:r>
+        <w:t xml:space="preserve">– В рабочей области GNS3 разместите маршрутизатор FRR.</w:t>
+      </w:r>
+      <w:r>
+        <w:t xml:space="preserve"> </w:t>
+      </w:r>
+      <w:r>
+        <w:t xml:space="preserve">– В рабочей области GNS3 щёлкнув на изображении маршрутизатора FRR пра-</w:t>
+      </w:r>
+      <w:r>
+        <w:t xml:space="preserve"> </w:t>
+      </w:r>
+      <w:r>
+        <w:t xml:space="preserve">вой кнопкой мыши выберете в меню сначала Start , затем аналогичным</w:t>
+      </w:r>
+      <w:r>
+        <w:t xml:space="preserve"> </w:t>
+      </w:r>
+      <w:r>
+        <w:t xml:space="preserve">образом в меню выберете Console .</w:t>
+      </w:r>
+      <w:r>
+        <w:t xml:space="preserve"> </w:t>
+      </w:r>
+      <w:r>
+        <w:t xml:space="preserve">– В случае корректного запуска маршрутизатора и консоли в терминале должно</w:t>
+      </w:r>
+      <w:r>
+        <w:t xml:space="preserve"> </w:t>
+      </w:r>
+      <w:r>
+        <w:t xml:space="preserve">появиться приглашение для работы вида frr# (см. рис. 1.21).</w:t>
+      </w:r>
+      <w:r>
+        <w:t xml:space="preserve"> </w:t>
+      </w:r>
+      <w:r>
+        <w:t xml:space="preserve">– В терминале введите show version.</w:t>
+      </w:r>
+      <w:r>
+        <w:t xml:space="preserve"> </w:t>
+      </w:r>
+      <w:r>
+        <w:t xml:space="preserve">– Для выключения FRR в рабочей области GNS3 щёлкните на изображении</w:t>
+      </w:r>
+      <w:r>
+        <w:t xml:space="preserve"> </w:t>
+      </w:r>
+      <w:r>
+        <w:t xml:space="preserve">маршрутизатора FRR правой кнопкой мыши выберете в меню Stop , терминал</w:t>
+      </w:r>
+      <w:r>
+        <w:t xml:space="preserve"> </w:t>
+      </w:r>
+      <w:r>
+        <w:t xml:space="preserve">с доступом к FRR автоматически закроется.(рис. 6)</w:t>
       </w:r>
     </w:p>
     <w:p>
@@ -570,9 +1400,9 @@
       <w:r>
         <w:drawing>
           <wp:inline>
-            <wp:extent cx="3733800" cy="2626220"/>
+            <wp:extent cx="3733800" cy="2298400"/>
             <wp:effectExtent b="0" l="0" r="0" t="0"/>
-            <wp:docPr descr="Запускаем установку" title="" id="38" name="Picture"/>
+            <wp:docPr descr="Проверка FRR" title="" id="38" name="Picture"/>
             <a:graphic>
               <a:graphicData uri="http://schemas.openxmlformats.org/drawingml/2006/picture">
                 <pic:pic>
@@ -591,7 +1421,7 @@
                   <pic:spPr bwMode="auto">
                     <a:xfrm>
                       <a:off x="0" y="0"/>
-                      <a:ext cx="3733800" cy="2626220"/>
+                      <a:ext cx="3733800" cy="2298400"/>
                     </a:xfrm>
                     <a:prstGeom prst="rect">
                       <a:avLst/>
@@ -615,11 +1445,116 @@
         <w:pStyle w:val="ImageCaption"/>
       </w:pPr>
       <w:r>
-        <w:t xml:space="preserve">Рис. 6: Запускаем установку</w:t>
-      </w:r>
-    </w:p>
-    <w:bookmarkEnd w:id="40"/>
-    <w:bookmarkStart w:id="41" w:name="контрольные-вопросы"/>
+        <w:t xml:space="preserve">Рис. 6: Проверка FRR</w:t>
+      </w:r>
+    </w:p>
+    <w:p>
+      <w:pPr>
+        <w:pStyle w:val="BodyText"/>
+      </w:pPr>
+      <w:r>
+        <w:t xml:space="preserve">– Аналогичным образом разместите в рабочей области маршрутизатор VyOS,</w:t>
+      </w:r>
+      <w:r>
+        <w:t xml:space="preserve"> </w:t>
+      </w:r>
+      <w:r>
+        <w:t xml:space="preserve">запустите его, откройте терминал и убедитесь в корректном запуске.</w:t>
+      </w:r>
+      <w:r>
+        <w:t xml:space="preserve"> </w:t>
+      </w:r>
+      <w:r>
+        <w:t xml:space="preserve">– В случае корректного запуска маршрутизатора и консоли в терминале должно</w:t>
+      </w:r>
+      <w:r>
+        <w:t xml:space="preserve"> </w:t>
+      </w:r>
+      <w:r>
+        <w:t xml:space="preserve">появиться приглашение для работы вида</w:t>
+      </w:r>
+      <w:r>
+        <w:t xml:space="preserve"> </w:t>
+      </w:r>
+      <w:r>
+        <w:t xml:space="preserve">vyos login:</w:t>
+      </w:r>
+      <w:r>
+        <w:t xml:space="preserve"> </w:t>
+      </w:r>
+      <w:r>
+        <w:t xml:space="preserve">– В терминале введите логин vyos и пароль vyos. Затем введите show version.</w:t>
+      </w:r>
+      <w:r>
+        <w:t xml:space="preserve"> </w:t>
+      </w:r>
+      <w:r>
+        <w:t xml:space="preserve">Версия VyOS должна быть указана 1.3.3 (см. рис. 1.22).</w:t>
+      </w:r>
+      <w:r>
+        <w:t xml:space="preserve"> </w:t>
+      </w:r>
+      <w:r>
+        <w:t xml:space="preserve">– В терминале введите poweroff.(рис. 7)</w:t>
+      </w:r>
+    </w:p>
+    <w:p>
+      <w:pPr>
+        <w:pStyle w:val="CaptionedFigure"/>
+      </w:pPr>
+      <w:r>
+        <w:drawing>
+          <wp:inline>
+            <wp:extent cx="3733800" cy="2334189"/>
+            <wp:effectExtent b="0" l="0" r="0" t="0"/>
+            <wp:docPr descr="Проверка VyOS" title="" id="41" name="Picture"/>
+            <a:graphic>
+              <a:graphicData uri="http://schemas.openxmlformats.org/drawingml/2006/picture">
+                <pic:pic>
+                  <pic:nvPicPr>
+                    <pic:cNvPr descr="image/7.png" id="42" name="Picture"/>
+                    <pic:cNvPicPr>
+                      <a:picLocks noChangeArrowheads="1" noChangeAspect="1"/>
+                    </pic:cNvPicPr>
+                  </pic:nvPicPr>
+                  <pic:blipFill>
+                    <a:blip r:embed="rId40"/>
+                    <a:stretch>
+                      <a:fillRect/>
+                    </a:stretch>
+                  </pic:blipFill>
+                  <pic:spPr bwMode="auto">
+                    <a:xfrm>
+                      <a:off x="0" y="0"/>
+                      <a:ext cx="3733800" cy="2334189"/>
+                    </a:xfrm>
+                    <a:prstGeom prst="rect">
+                      <a:avLst/>
+                    </a:prstGeom>
+                    <a:noFill/>
+                    <a:ln w="9525">
+                      <a:noFill/>
+                      <a:headEnd/>
+                      <a:tailEnd/>
+                    </a:ln>
+                  </pic:spPr>
+                </pic:pic>
+              </a:graphicData>
+            </a:graphic>
+          </wp:inline>
+        </w:drawing>
+      </w:r>
+    </w:p>
+    <w:p>
+      <w:pPr>
+        <w:pStyle w:val="ImageCaption"/>
+      </w:pPr>
+      <w:r>
+        <w:t xml:space="preserve">Рис. 7: Проверка VyOS</w:t>
+      </w:r>
+    </w:p>
+    <w:bookmarkEnd w:id="43"/>
+    <w:bookmarkStart w:id="44" w:name="выводы"/>
     <w:p>
       <w:pPr>
         <w:pStyle w:val="Heading1"/>
@@ -634,7 +1569,7 @@
         <w:tab/>
       </w:r>
       <w:r>
-        <w:t xml:space="preserve">Контрольные вопросы</w:t>
+        <w:t xml:space="preserve">Выводы</w:t>
       </w:r>
     </w:p>
     <w:p>
@@ -642,158 +1577,10 @@
         <w:pStyle w:val="FirstParagraph"/>
       </w:pPr>
       <w:r>
-        <w:t xml:space="preserve">Ответы:</w:t>
-      </w:r>
-    </w:p>
-    <w:p>
-      <w:pPr>
-        <w:numPr>
-          <w:ilvl w:val="0"/>
-          <w:numId w:val="1006"/>
-        </w:numPr>
-      </w:pPr>
-      <w:r>
-        <w:t xml:space="preserve">Команды терминала и примеры:</w:t>
-      </w:r>
-      <w:r>
-        <w:t xml:space="preserve"> </w:t>
-      </w:r>
-      <w:r>
-        <w:t xml:space="preserve">Получение справки: Команда man [команда] или [команда] –help предоставит подробную информацию о любой команде.</w:t>
-      </w:r>
-      <w:r>
-        <w:t xml:space="preserve"> </w:t>
-      </w:r>
-      <w:r>
-        <w:t xml:space="preserve">Перемещение по файловой системе: Команда cd [путь]позволяет перемещаться между каталогами, cd .. поднимает на уровень выше, а cd ~возвращает в домашний каталог.</w:t>
-      </w:r>
-      <w:r>
-        <w:t xml:space="preserve"> </w:t>
-      </w:r>
-      <w:r>
-        <w:t xml:space="preserve">Просмотр содержимого каталога: ls показывает список файлов и каталогов, а ls -lпредоставляет детальную информацию о них.</w:t>
-      </w:r>
-      <w:r>
-        <w:t xml:space="preserve"> </w:t>
-      </w:r>
-      <w:r>
-        <w:t xml:space="preserve">Определение объёма каталога:Команда du -sh [путь_к_каталогу] покажет общий размер каталога в удобочитаемом формате.</w:t>
-      </w:r>
-      <w:r>
-        <w:t xml:space="preserve"> </w:t>
-      </w:r>
-      <w:r>
-        <w:t xml:space="preserve">Создание / удаление каталогов / файлов: mkdir и rmdir создают и удаляют каталоги (последний только пустые), touch создает файлы, а rm удаляет файлы или каталоги (с опцией -r).</w:t>
-      </w:r>
-      <w:r>
-        <w:t xml:space="preserve"> </w:t>
-      </w:r>
-      <w:r>
-        <w:t xml:space="preserve">Задание определённых прав на файл / каталог: Команда chmod [права] [файл/каталог]изменяет права доступа к файлам и каталогам, например chmod 644 myfile.txt.</w:t>
-      </w:r>
-      <w:r>
-        <w:t xml:space="preserve"> </w:t>
-      </w:r>
-      <w:r>
-        <w:t xml:space="preserve">Просмотр истории команд:Команда history отображает список ранее введенных команд.</w:t>
-      </w:r>
-    </w:p>
-    <w:p>
-      <w:pPr>
-        <w:numPr>
-          <w:ilvl w:val="0"/>
-          <w:numId w:val="1006"/>
-        </w:numPr>
-      </w:pPr>
-      <w:r>
-        <w:t xml:space="preserve">Информация в учётной записи пользователя и команды:</w:t>
-      </w:r>
-      <w:r>
-        <w:t xml:space="preserve"> </w:t>
-      </w:r>
-      <w:r>
-        <w:t xml:space="preserve">Учётная запись пользователя включает имя, ID, домашний каталог, оболочку и членство в группах, а команды id [имя_пользователя] и whoami позволяют просмотреть эту информацию.</w:t>
-      </w:r>
-    </w:p>
-    <w:p>
-      <w:pPr>
-        <w:numPr>
-          <w:ilvl w:val="0"/>
-          <w:numId w:val="1006"/>
-        </w:numPr>
-      </w:pPr>
-      <w:r>
-        <w:t xml:space="preserve">Файловая система:</w:t>
-      </w:r>
-      <w:r>
-        <w:t xml:space="preserve"> </w:t>
-      </w:r>
-      <w:r>
-        <w:t xml:space="preserve">Файловая система — это структура организации данных на диске, например ext4, XFS или NTFS, определяющая, как файлы хранятся и доступны.</w:t>
-      </w:r>
-    </w:p>
-    <w:p>
-      <w:pPr>
-        <w:numPr>
-          <w:ilvl w:val="0"/>
-          <w:numId w:val="1006"/>
-        </w:numPr>
-      </w:pPr>
-      <w:r>
-        <w:t xml:space="preserve">Просмотр смонтированных файловых систем:</w:t>
-      </w:r>
-      <w:r>
-        <w:t xml:space="preserve"> </w:t>
-      </w:r>
-      <w:r>
-        <w:t xml:space="preserve">Команды mount и df -hпоказывают, какие файловые системы в данный момент доступны в операционной системе.</w:t>
-      </w:r>
-    </w:p>
-    <w:p>
-      <w:pPr>
-        <w:numPr>
-          <w:ilvl w:val="0"/>
-          <w:numId w:val="1006"/>
-        </w:numPr>
-      </w:pPr>
-      <w:r>
-        <w:t xml:space="preserve">Удаление зависшего процесса:</w:t>
-      </w:r>
-      <w:r>
-        <w:t xml:space="preserve"> </w:t>
-      </w:r>
-      <w:r>
-        <w:t xml:space="preserve">Зависший процесс удаляется с помощью команды kill [PID], а при необходимости более принудительно — kill -9 [PID], предварительно определив его PID командами psили pgrep.</w:t>
-      </w:r>
-    </w:p>
-    <w:bookmarkEnd w:id="41"/>
-    <w:bookmarkStart w:id="42" w:name="выводы"/>
-    <w:p>
-      <w:pPr>
-        <w:pStyle w:val="Heading1"/>
-      </w:pPr>
-      <w:r>
-        <w:rPr>
-          <w:rStyle w:val="SectionNumber"/>
-        </w:rPr>
-        <w:t xml:space="preserve">5</w:t>
-      </w:r>
-      <w:r>
-        <w:tab/>
-      </w:r>
-      <w:r>
-        <w:t xml:space="preserve">Выводы</w:t>
-      </w:r>
-    </w:p>
-    <w:p>
-      <w:pPr>
-        <w:pStyle w:val="FirstParagraph"/>
-      </w:pPr>
-      <w:r>
-        <w:t xml:space="preserve">Мы приобретели практических навыков установки операционной системы на виртуальную машину, настройки минимально необходимых для дальнейшей работы сервисов.</w:t>
-      </w:r>
-    </w:p>
-    <w:bookmarkEnd w:id="42"/>
+        <w:t xml:space="preserve">Мы установили и настроили GNS3 и сопутствующие программное обеспечение.</w:t>
+      </w:r>
+    </w:p>
+    <w:bookmarkEnd w:id="44"/>
     <w:sectPr/>
   </w:body>
 </w:document>
@@ -985,415 +1772,10 @@
       </w:pPr>
     </w:lvl>
   </w:abstractNum>
-  <w:abstractNum w:abstractNumId="99412">
-    <w:nsid w:val="00A99412"/>
-    <w:multiLevelType w:val="multilevel"/>
-    <w:lvl w:ilvl="0">
-      <w:start w:val="2"/>
-      <w:numFmt w:val="decimal"/>
-      <w:lvlText w:val="%1."/>
-      <w:lvlJc w:val="left"/>
-      <w:pPr>
-        <w:ind w:left="720" w:hanging="480"/>
-      </w:pPr>
-    </w:lvl>
-    <w:lvl w:ilvl="1">
-      <w:start w:val="2"/>
-      <w:numFmt w:val="decimal"/>
-      <w:lvlText w:val="%2."/>
-      <w:lvlJc w:val="left"/>
-      <w:pPr>
-        <w:ind w:left="1440" w:hanging="480"/>
-      </w:pPr>
-    </w:lvl>
-    <w:lvl w:ilvl="2">
-      <w:start w:val="2"/>
-      <w:numFmt w:val="decimal"/>
-      <w:lvlText w:val="%3."/>
-      <w:lvlJc w:val="left"/>
-      <w:pPr>
-        <w:ind w:left="2160" w:hanging="480"/>
-      </w:pPr>
-    </w:lvl>
-    <w:lvl w:ilvl="3">
-      <w:start w:val="2"/>
-      <w:numFmt w:val="decimal"/>
-      <w:lvlText w:val="%4."/>
-      <w:lvlJc w:val="left"/>
-      <w:pPr>
-        <w:ind w:left="2880" w:hanging="480"/>
-      </w:pPr>
-    </w:lvl>
-    <w:lvl w:ilvl="4">
-      <w:start w:val="2"/>
-      <w:numFmt w:val="decimal"/>
-      <w:lvlText w:val="%5."/>
-      <w:lvlJc w:val="left"/>
-      <w:pPr>
-        <w:ind w:left="3600" w:hanging="480"/>
-      </w:pPr>
-    </w:lvl>
-    <w:lvl w:ilvl="5">
-      <w:start w:val="2"/>
-      <w:numFmt w:val="decimal"/>
-      <w:lvlText w:val="%6."/>
-      <w:lvlJc w:val="left"/>
-      <w:pPr>
-        <w:ind w:left="4320" w:hanging="480"/>
-      </w:pPr>
-    </w:lvl>
-    <w:lvl w:ilvl="6">
-      <w:start w:val="2"/>
-      <w:numFmt w:val="decimal"/>
-      <w:lvlText w:val="%7."/>
-      <w:lvlJc w:val="left"/>
-      <w:pPr>
-        <w:ind w:left="5040" w:hanging="480"/>
-      </w:pPr>
-    </w:lvl>
-    <w:lvl w:ilvl="7">
-      <w:start w:val="2"/>
-      <w:numFmt w:val="decimal"/>
-      <w:lvlText w:val="%8."/>
-      <w:lvlJc w:val="left"/>
-      <w:pPr>
-        <w:ind w:left="5760" w:hanging="480"/>
-      </w:pPr>
-    </w:lvl>
-    <w:lvl w:ilvl="8">
-      <w:start w:val="2"/>
-      <w:numFmt w:val="decimal"/>
-      <w:lvlText w:val="%9."/>
-      <w:lvlJc w:val="left"/>
-      <w:pPr>
-        <w:ind w:left="6480" w:hanging="480"/>
-      </w:pPr>
-    </w:lvl>
-  </w:abstractNum>
-  <w:abstractNum w:abstractNumId="99413">
-    <w:nsid w:val="00A99413"/>
-    <w:multiLevelType w:val="multilevel"/>
-    <w:lvl w:ilvl="0">
-      <w:start w:val="3"/>
-      <w:numFmt w:val="decimal"/>
-      <w:lvlText w:val="%1."/>
-      <w:lvlJc w:val="left"/>
-      <w:pPr>
-        <w:ind w:left="720" w:hanging="480"/>
-      </w:pPr>
-    </w:lvl>
-    <w:lvl w:ilvl="1">
-      <w:start w:val="3"/>
-      <w:numFmt w:val="decimal"/>
-      <w:lvlText w:val="%2."/>
-      <w:lvlJc w:val="left"/>
-      <w:pPr>
-        <w:ind w:left="1440" w:hanging="480"/>
-      </w:pPr>
-    </w:lvl>
-    <w:lvl w:ilvl="2">
-      <w:start w:val="3"/>
-      <w:numFmt w:val="decimal"/>
-      <w:lvlText w:val="%3."/>
-      <w:lvlJc w:val="left"/>
-      <w:pPr>
-        <w:ind w:left="2160" w:hanging="480"/>
-      </w:pPr>
-    </w:lvl>
-    <w:lvl w:ilvl="3">
-      <w:start w:val="3"/>
-      <w:numFmt w:val="decimal"/>
-      <w:lvlText w:val="%4."/>
-      <w:lvlJc w:val="left"/>
-      <w:pPr>
-        <w:ind w:left="2880" w:hanging="480"/>
-      </w:pPr>
-    </w:lvl>
-    <w:lvl w:ilvl="4">
-      <w:start w:val="3"/>
-      <w:numFmt w:val="decimal"/>
-      <w:lvlText w:val="%5."/>
-      <w:lvlJc w:val="left"/>
-      <w:pPr>
-        <w:ind w:left="3600" w:hanging="480"/>
-      </w:pPr>
-    </w:lvl>
-    <w:lvl w:ilvl="5">
-      <w:start w:val="3"/>
-      <w:numFmt w:val="decimal"/>
-      <w:lvlText w:val="%6."/>
-      <w:lvlJc w:val="left"/>
-      <w:pPr>
-        <w:ind w:left="4320" w:hanging="480"/>
-      </w:pPr>
-    </w:lvl>
-    <w:lvl w:ilvl="6">
-      <w:start w:val="3"/>
-      <w:numFmt w:val="decimal"/>
-      <w:lvlText w:val="%7."/>
-      <w:lvlJc w:val="left"/>
-      <w:pPr>
-        <w:ind w:left="5040" w:hanging="480"/>
-      </w:pPr>
-    </w:lvl>
-    <w:lvl w:ilvl="7">
-      <w:start w:val="3"/>
-      <w:numFmt w:val="decimal"/>
-      <w:lvlText w:val="%8."/>
-      <w:lvlJc w:val="left"/>
-      <w:pPr>
-        <w:ind w:left="5760" w:hanging="480"/>
-      </w:pPr>
-    </w:lvl>
-    <w:lvl w:ilvl="8">
-      <w:start w:val="3"/>
-      <w:numFmt w:val="decimal"/>
-      <w:lvlText w:val="%9."/>
-      <w:lvlJc w:val="left"/>
-      <w:pPr>
-        <w:ind w:left="6480" w:hanging="480"/>
-      </w:pPr>
-    </w:lvl>
-  </w:abstractNum>
-  <w:abstractNum w:abstractNumId="99414">
-    <w:nsid w:val="00A99414"/>
-    <w:multiLevelType w:val="multilevel"/>
-    <w:lvl w:ilvl="0">
-      <w:start w:val="4"/>
-      <w:numFmt w:val="decimal"/>
-      <w:lvlText w:val="%1."/>
-      <w:lvlJc w:val="left"/>
-      <w:pPr>
-        <w:ind w:left="720" w:hanging="480"/>
-      </w:pPr>
-    </w:lvl>
-    <w:lvl w:ilvl="1">
-      <w:start w:val="4"/>
-      <w:numFmt w:val="decimal"/>
-      <w:lvlText w:val="%2."/>
-      <w:lvlJc w:val="left"/>
-      <w:pPr>
-        <w:ind w:left="1440" w:hanging="480"/>
-      </w:pPr>
-    </w:lvl>
-    <w:lvl w:ilvl="2">
-      <w:start w:val="4"/>
-      <w:numFmt w:val="decimal"/>
-      <w:lvlText w:val="%3."/>
-      <w:lvlJc w:val="left"/>
-      <w:pPr>
-        <w:ind w:left="2160" w:hanging="480"/>
-      </w:pPr>
-    </w:lvl>
-    <w:lvl w:ilvl="3">
-      <w:start w:val="4"/>
-      <w:numFmt w:val="decimal"/>
-      <w:lvlText w:val="%4."/>
-      <w:lvlJc w:val="left"/>
-      <w:pPr>
-        <w:ind w:left="2880" w:hanging="480"/>
-      </w:pPr>
-    </w:lvl>
-    <w:lvl w:ilvl="4">
-      <w:start w:val="4"/>
-      <w:numFmt w:val="decimal"/>
-      <w:lvlText w:val="%5."/>
-      <w:lvlJc w:val="left"/>
-      <w:pPr>
-        <w:ind w:left="3600" w:hanging="480"/>
-      </w:pPr>
-    </w:lvl>
-    <w:lvl w:ilvl="5">
-      <w:start w:val="4"/>
-      <w:numFmt w:val="decimal"/>
-      <w:lvlText w:val="%6."/>
-      <w:lvlJc w:val="left"/>
-      <w:pPr>
-        <w:ind w:left="4320" w:hanging="480"/>
-      </w:pPr>
-    </w:lvl>
-    <w:lvl w:ilvl="6">
-      <w:start w:val="4"/>
-      <w:numFmt w:val="decimal"/>
-      <w:lvlText w:val="%7."/>
-      <w:lvlJc w:val="left"/>
-      <w:pPr>
-        <w:ind w:left="5040" w:hanging="480"/>
-      </w:pPr>
-    </w:lvl>
-    <w:lvl w:ilvl="7">
-      <w:start w:val="4"/>
-      <w:numFmt w:val="decimal"/>
-      <w:lvlText w:val="%8."/>
-      <w:lvlJc w:val="left"/>
-      <w:pPr>
-        <w:ind w:left="5760" w:hanging="480"/>
-      </w:pPr>
-    </w:lvl>
-    <w:lvl w:ilvl="8">
-      <w:start w:val="4"/>
-      <w:numFmt w:val="decimal"/>
-      <w:lvlText w:val="%9."/>
-      <w:lvlJc w:val="left"/>
-      <w:pPr>
-        <w:ind w:left="6480" w:hanging="480"/>
-      </w:pPr>
-    </w:lvl>
-  </w:abstractNum>
   <w:num w:numId="1000">
     <w:abstractNumId w:val="990"/>
   </w:num>
   <w:num w:numId="1001">
-    <w:abstractNumId w:val="99411"/>
-    <w:lvlOverride w:ilvl="0">
-      <w:startOverride w:val="1"/>
-    </w:lvlOverride>
-    <w:lvlOverride w:ilvl="1">
-      <w:startOverride w:val="1"/>
-    </w:lvlOverride>
-    <w:lvlOverride w:ilvl="2">
-      <w:startOverride w:val="1"/>
-    </w:lvlOverride>
-    <w:lvlOverride w:ilvl="3">
-      <w:startOverride w:val="1"/>
-    </w:lvlOverride>
-    <w:lvlOverride w:ilvl="4">
-      <w:startOverride w:val="1"/>
-    </w:lvlOverride>
-    <w:lvlOverride w:ilvl="5">
-      <w:startOverride w:val="1"/>
-    </w:lvlOverride>
-    <w:lvlOverride w:ilvl="6">
-      <w:startOverride w:val="1"/>
-    </w:lvlOverride>
-    <w:lvlOverride w:ilvl="7">
-      <w:startOverride w:val="1"/>
-    </w:lvlOverride>
-    <w:lvlOverride w:ilvl="8">
-      <w:startOverride w:val="1"/>
-    </w:lvlOverride>
-  </w:num>
-  <w:num w:numId="1002">
-    <w:abstractNumId w:val="99412"/>
-    <w:lvlOverride w:ilvl="0">
-      <w:startOverride w:val="2"/>
-    </w:lvlOverride>
-    <w:lvlOverride w:ilvl="1">
-      <w:startOverride w:val="2"/>
-    </w:lvlOverride>
-    <w:lvlOverride w:ilvl="2">
-      <w:startOverride w:val="2"/>
-    </w:lvlOverride>
-    <w:lvlOverride w:ilvl="3">
-      <w:startOverride w:val="2"/>
-    </w:lvlOverride>
-    <w:lvlOverride w:ilvl="4">
-      <w:startOverride w:val="2"/>
-    </w:lvlOverride>
-    <w:lvlOverride w:ilvl="5">
-      <w:startOverride w:val="2"/>
-    </w:lvlOverride>
-    <w:lvlOverride w:ilvl="6">
-      <w:startOverride w:val="2"/>
-    </w:lvlOverride>
-    <w:lvlOverride w:ilvl="7">
-      <w:startOverride w:val="2"/>
-    </w:lvlOverride>
-    <w:lvlOverride w:ilvl="8">
-      <w:startOverride w:val="2"/>
-    </w:lvlOverride>
-  </w:num>
-  <w:num w:numId="1003">
-    <w:abstractNumId w:val="99413"/>
-    <w:lvlOverride w:ilvl="0">
-      <w:startOverride w:val="3"/>
-    </w:lvlOverride>
-    <w:lvlOverride w:ilvl="1">
-      <w:startOverride w:val="3"/>
-    </w:lvlOverride>
-    <w:lvlOverride w:ilvl="2">
-      <w:startOverride w:val="3"/>
-    </w:lvlOverride>
-    <w:lvlOverride w:ilvl="3">
-      <w:startOverride w:val="3"/>
-    </w:lvlOverride>
-    <w:lvlOverride w:ilvl="4">
-      <w:startOverride w:val="3"/>
-    </w:lvlOverride>
-    <w:lvlOverride w:ilvl="5">
-      <w:startOverride w:val="3"/>
-    </w:lvlOverride>
-    <w:lvlOverride w:ilvl="6">
-      <w:startOverride w:val="3"/>
-    </w:lvlOverride>
-    <w:lvlOverride w:ilvl="7">
-      <w:startOverride w:val="3"/>
-    </w:lvlOverride>
-    <w:lvlOverride w:ilvl="8">
-      <w:startOverride w:val="3"/>
-    </w:lvlOverride>
-  </w:num>
-  <w:num w:numId="1004">
-    <w:abstractNumId w:val="99414"/>
-    <w:lvlOverride w:ilvl="0">
-      <w:startOverride w:val="4"/>
-    </w:lvlOverride>
-    <w:lvlOverride w:ilvl="1">
-      <w:startOverride w:val="4"/>
-    </w:lvlOverride>
-    <w:lvlOverride w:ilvl="2">
-      <w:startOverride w:val="4"/>
-    </w:lvlOverride>
-    <w:lvlOverride w:ilvl="3">
-      <w:startOverride w:val="4"/>
-    </w:lvlOverride>
-    <w:lvlOverride w:ilvl="4">
-      <w:startOverride w:val="4"/>
-    </w:lvlOverride>
-    <w:lvlOverride w:ilvl="5">
-      <w:startOverride w:val="4"/>
-    </w:lvlOverride>
-    <w:lvlOverride w:ilvl="6">
-      <w:startOverride w:val="4"/>
-    </w:lvlOverride>
-    <w:lvlOverride w:ilvl="7">
-      <w:startOverride w:val="4"/>
-    </w:lvlOverride>
-    <w:lvlOverride w:ilvl="8">
-      <w:startOverride w:val="4"/>
-    </w:lvlOverride>
-  </w:num>
-  <w:num w:numId="1005">
-    <w:abstractNumId w:val="99414"/>
-    <w:lvlOverride w:ilvl="0">
-      <w:startOverride w:val="4"/>
-    </w:lvlOverride>
-    <w:lvlOverride w:ilvl="1">
-      <w:startOverride w:val="4"/>
-    </w:lvlOverride>
-    <w:lvlOverride w:ilvl="2">
-      <w:startOverride w:val="4"/>
-    </w:lvlOverride>
-    <w:lvlOverride w:ilvl="3">
-      <w:startOverride w:val="4"/>
-    </w:lvlOverride>
-    <w:lvlOverride w:ilvl="4">
-      <w:startOverride w:val="4"/>
-    </w:lvlOverride>
-    <w:lvlOverride w:ilvl="5">
-      <w:startOverride w:val="4"/>
-    </w:lvlOverride>
-    <w:lvlOverride w:ilvl="6">
-      <w:startOverride w:val="4"/>
-    </w:lvlOverride>
-    <w:lvlOverride w:ilvl="7">
-      <w:startOverride w:val="4"/>
-    </w:lvlOverride>
-    <w:lvlOverride w:ilvl="8">
-      <w:startOverride w:val="4"/>
-    </w:lvlOverride>
-  </w:num>
-  <w:num w:numId="1006">
     <w:abstractNumId w:val="99411"/>
     <w:lvlOverride w:ilvl="0">
       <w:startOverride w:val="1"/>
